--- a/Part-Two-Ch09-The-Second-Founding/Freedom's Institutions.docx
+++ b/Part-Two-Ch09-The-Second-Founding/Freedom's Institutions.docx
@@ -9,25 +9,22 @@
         <w:tblLook w:firstColumn="1" w:firstRow="1" w:lastColumn="0" w:lastRow="0" w:noHBand="0" w:noVBand="1" w:val="04A0"/>
       </w:tblPr>
       <w:tblGrid>
-        <w:gridCol w:w="9936"/>
+        <w:gridCol w:w="10224"/>
       </w:tblGrid>
       <w:tr>
         <w:tc>
           <w:tcPr>
-            <w:tcW w:type="dxa" w:w="9936"/>
+            <w:tcW w:type="dxa" w:w="10224"/>
             <w:shd w:val="clear" w:fill="B1442F"/>
           </w:tcPr>
           <w:p>
-            <w:pPr>
-              <w:jc w:val="left"/>
-            </w:pPr>
             <w:r>
               <w:rPr>
                 <w:b/>
                 <w:color w:val="FFE6DE"/>
                 <w:sz w:val="18"/>
               </w:rPr>
-              <w:t>CHAPTER 9 · DEEP DIVE · A HOUSE DIVIDED</w:t>
+              <w:t>PROMISE &amp; PRACTICE  ·  DEEP DIVE  ·  SOURCE ANALYSIS</w:t>
             </w:r>
           </w:p>
           <w:p>
@@ -35,18 +32,19 @@
               <w:rPr>
                 <w:b/>
                 <w:color w:val="FFFFFF"/>
-                <w:sz w:val="40"/>
+                <w:sz w:val="42"/>
               </w:rPr>
-              <w:t>Freedom's Institutions</w:t>
+              <w:t>Freedom's Institutions — A House Divided</w:t>
             </w:r>
           </w:p>
           <w:p>
             <w:r>
               <w:rPr>
+                <w:i/>
                 <w:color w:val="FFE6DE"/>
-                <w:sz w:val="21"/>
+                <w:sz w:val="22"/>
               </w:rPr>
-              <w:t>Denied land and power, freedpeople built something no one could take away: their own churches, schools, and communities. 1865–1877.</w:t>
+              <w:t>What Freedom Built</w:t>
             </w:r>
           </w:p>
         </w:tc>
@@ -64,7 +62,7 @@
         <w:rPr>
           <w:sz w:val="21"/>
         </w:rPr>
-        <w:t xml:space="preserve">__________________________    </w:t>
+        <w:t xml:space="preserve">______________________________    </w:t>
       </w:r>
       <w:r>
         <w:rPr>
@@ -90,30 +88,177 @@
         <w:rPr>
           <w:sz w:val="21"/>
         </w:rPr>
-        <w:t>______________</w:t>
+        <w:t>________________</w:t>
+      </w:r>
+    </w:p>
+    <w:tbl>
+      <w:tblPr>
+        <w:tblW w:type="auto" w:w="0"/>
+        <w:tblLayout w:type="autofit"/>
+        <w:tblLook w:firstColumn="1" w:firstRow="1" w:lastColumn="0" w:lastRow="0" w:noHBand="0" w:noVBand="1" w:val="04A0"/>
+      </w:tblPr>
+      <w:tblGrid>
+        <w:gridCol w:w="10224"/>
+      </w:tblGrid>
+      <w:tr>
+        <w:tc>
+          <w:tcPr>
+            <w:tcW w:type="dxa" w:w="10224"/>
+            <w:shd w:val="clear" w:fill="f4c04e"/>
+          </w:tcPr>
+          <w:p>
+            <w:r>
+              <w:rPr>
+                <w:b/>
+                <w:color w:val="5A4512"/>
+                <w:sz w:val="19"/>
+              </w:rPr>
+              <w:t xml:space="preserve">WHAT I CAN DO TODAY   </w:t>
+            </w:r>
+            <w:r>
+              <w:rPr>
+                <w:color w:val="5A4512"/>
+                <w:sz w:val="21"/>
+              </w:rPr>
+              <w:t>I can read primary sources about Freedom's Institutions — A House Divided, weigh who made each one and why, and use evidence to answer historical questions.</w:t>
+            </w:r>
+          </w:p>
+        </w:tc>
+      </w:tr>
+    </w:tbl>
+    <w:p>
+      <w:r>
+        <w:rPr>
+          <w:b/>
+          <w:color w:val="B1442F"/>
+        </w:rPr>
+        <w:t xml:space="preserve">Directions. </w:t>
+      </w:r>
+      <w:r>
+        <w:rPr>
+          <w:sz w:val="22"/>
+        </w:rPr>
+        <w:t>When several sources point the same way, confidence grows. Read them together and name the conclusion</w:t>
       </w:r>
     </w:p>
     <w:p/>
     <w:p>
       <w:r>
         <w:rPr>
+          <w:b/>
+          <w:color w:val="B1442F"/>
+          <w:sz w:val="26"/>
+        </w:rPr>
+        <w:t>THE SOURCES</w:t>
+      </w:r>
+    </w:p>
+    <w:p>
+      <w:pPr>
+        <w:spacing w:before="160"/>
+      </w:pPr>
+      <w:r>
+        <w:rPr>
+          <w:b/>
+          <w:color w:val="1C1714"/>
+          <w:sz w:val="23"/>
+        </w:rPr>
+        <w:t>THE IMAGE · C.1866  —  A freedpeople’s school</w:t>
+      </w:r>
+    </w:p>
+    <w:p>
+      <w:pPr>
+        <w:jc w:val="center"/>
+      </w:pPr>
+      <w:r>
+        <w:drawing>
+          <wp:inline xmlns:a="http://schemas.openxmlformats.org/drawingml/2006/main" xmlns:pic="http://schemas.openxmlformats.org/drawingml/2006/picture">
+            <wp:extent cx="3931920" cy="2948940"/>
+            <wp:docPr id="1" name="Picture 1"/>
+            <wp:cNvGraphicFramePr>
+              <a:graphicFrameLocks noChangeAspect="1"/>
+            </wp:cNvGraphicFramePr>
+            <a:graphic>
+              <a:graphicData uri="http://schemas.openxmlformats.org/drawingml/2006/picture">
+                <pic:pic>
+                  <pic:nvPicPr>
+                    <pic:cNvPr id="0" name="image.jpg"/>
+                    <pic:cNvPicPr/>
+                  </pic:nvPicPr>
+                  <pic:blipFill>
+                    <a:blip r:embed="rId9"/>
+                    <a:stretch>
+                      <a:fillRect/>
+                    </a:stretch>
+                  </pic:blipFill>
+                  <pic:spPr>
+                    <a:xfrm>
+                      <a:off x="0" y="0"/>
+                      <a:ext cx="3931920" cy="2948940"/>
+                    </a:xfrm>
+                    <a:prstGeom prst="rect"/>
+                  </pic:spPr>
+                </pic:pic>
+              </a:graphicData>
+            </a:graphic>
+          </wp:inline>
+        </w:drawing>
+      </w:r>
+    </w:p>
+    <w:p>
+      <w:r>
+        <w:rPr>
+          <w:color w:val="6A6256"/>
+          <w:sz w:val="17"/>
+        </w:rPr>
+        <w:t>A freedmen’s school, with its teacher and pupils, James Plantation, North Carolina — photograph, c.1866, public domain (Smithsonian NMAAHC / National Archives).</w:t>
+      </w:r>
+    </w:p>
+    <w:p>
+      <w:pPr>
+        <w:spacing w:before="160"/>
+      </w:pPr>
+      <w:r>
+        <w:rPr>
+          <w:b/>
+          <w:color w:val="1C1714"/>
+          <w:sz w:val="23"/>
+        </w:rPr>
+        <w:t>SOURCE · WHAT FREEDPEOPLE CREATED  —  The institutions of freedom</w:t>
+      </w:r>
+    </w:p>
+    <w:p>
+      <w:pPr>
+        <w:ind w:left="432"/>
+      </w:pPr>
+      <w:r>
+        <w:rPr>
           <w:i/>
           <w:color w:val="1C1714"/>
           <w:sz w:val="22"/>
         </w:rPr>
-        <w:t>Denied land and power, freedpeople built something no one could take away: their own churches, schools, and communities. 1865–1877.</w:t>
+        <w:t>Independent Black churches (the AME church grew rapidly) · thousands of schools, and the first HBCUs (Howard, Fisk, Hampton) · newspaper ads and long journeys to reunite scattered families · legalized marriages · mutual-aid and benevolent societies · Black-owned businesses.</w:t>
+        <w:br/>
+        <w:t>— summarized from the historical record. Public domain</w:t>
       </w:r>
     </w:p>
     <w:p>
-      <w:pPr>
-        <w:spacing w:after="80"/>
-      </w:pPr>
       <w:r>
         <w:rPr>
-          <w:color w:val="1C1714"/>
-          <w:sz w:val="23"/>
+          <w:color w:val="6A6256"/>
+          <w:sz w:val="17"/>
         </w:rPr>
-        <w:t>When a people is given freedom but few resources, what do they build first — and what does that choice reveal?</w:t>
+        <w:t>— summarized from the historical record. Public domain.</w:t>
+      </w:r>
+    </w:p>
+    <w:p/>
+    <w:p>
+      <w:r>
+        <w:rPr>
+          <w:b/>
+          <w:color w:val="B1442F"/>
+          <w:sz w:val="26"/>
+        </w:rPr>
+        <w:t>YOUR WORK</w:t>
       </w:r>
     </w:p>
     <w:p>
@@ -123,44 +268,65 @@
       <w:r>
         <w:rPr>
           <w:b/>
-          <w:color w:val="B1442F"/>
-          <w:sz w:val="28"/>
+          <w:color w:val="FFFFFF"/>
+          <w:sz w:val="20"/>
+          <w:shd w:val="clear" w:fill="B1442F"/>
         </w:rPr>
-        <w:t>Churches of Their Own</w:t>
+        <w:t xml:space="preserve">  QUESTION 1  </w:t>
+      </w:r>
+      <w:r>
+        <w:rPr>
+          <w:b/>
+          <w:color w:val="6A6256"/>
+          <w:sz w:val="18"/>
+        </w:rPr>
+        <w:t xml:space="preserve">   STEP 1 · WHY CHURCHES FIRST</w:t>
       </w:r>
     </w:p>
     <w:p>
       <w:r>
         <w:rPr>
-          <w:b/>
-          <w:color w:val="6A6256"/>
-          <w:sz w:val="17"/>
+          <w:b w:val="0"/>
+          <w:color w:val="1C1714"/>
+          <w:sz w:val="23"/>
         </w:rPr>
-        <w:t>THE FIRST ACT OF FREEDOM</w:t>
+        <w:t>Why were independent Black churches so important beyond religion? Name at least two other roles they played in freedpeople's lives.</w:t>
       </w:r>
     </w:p>
     <w:p>
       <w:pPr>
-        <w:spacing w:after="80"/>
+        <w:spacing w:after="120"/>
       </w:pPr>
       <w:r>
         <w:rPr>
-          <w:color w:val="1C1714"/>
-          <w:sz w:val="23"/>
+          <w:color w:val="9A9286"/>
+          <w:sz w:val="22"/>
         </w:rPr>
-        <w:t>One of the very first things freedpeople did was leave the white-controlled churches that had preached obedience, and build their own. Independent Black churches — especially the African Methodist Episcopal (AME) church — exploded in membership.</w:t>
+        <w:t>____________________________________________________________________________________________</w:t>
       </w:r>
     </w:p>
     <w:p>
       <w:pPr>
-        <w:spacing w:after="80"/>
+        <w:spacing w:after="120"/>
       </w:pPr>
       <w:r>
         <w:rPr>
-          <w:color w:val="1C1714"/>
-          <w:sz w:val="23"/>
+          <w:color w:val="9A9286"/>
+          <w:sz w:val="22"/>
         </w:rPr>
-        <w:t>These churches were far more than places of worship. They were the first fully independent Black institutions — centers of community, politics, education, and leadership. Many Black political leaders of Reconstruction were ministers.</w:t>
+        <w:t>____________________________________________________________________________________________</w:t>
+      </w:r>
+    </w:p>
+    <w:p>
+      <w:pPr>
+        <w:spacing w:after="120"/>
+      </w:pPr>
+      <w:r>
+        <w:rPr>
+          <w:color w:val="9A9286"/>
+          <w:sz w:val="22"/>
+        </w:rPr>
+        <w:t>____________________________________________________________________________________________</w:t>
       </w:r>
     </w:p>
     <w:p>
@@ -170,40 +336,77 @@
       <w:r>
         <w:rPr>
           <w:b/>
-          <w:color w:val="B1442F"/>
-          <w:sz w:val="28"/>
+          <w:color w:val="FFFFFF"/>
+          <w:sz w:val="20"/>
+          <w:shd w:val="clear" w:fill="B1442F"/>
         </w:rPr>
-        <w:t>The Hunger to Learn</w:t>
+        <w:t xml:space="preserve">  QUESTION 2  </w:t>
+      </w:r>
+      <w:r>
+        <w:rPr>
+          <w:b/>
+          <w:color w:val="6A6256"/>
+          <w:sz w:val="18"/>
+        </w:rPr>
+        <w:t xml:space="preserve">   STEP 2 · WHY EDUCATION MATTERED</w:t>
       </w:r>
     </w:p>
     <w:p>
       <w:r>
         <w:rPr>
-          <w:b/>
-          <w:color w:val="6A6256"/>
-          <w:sz w:val="17"/>
+          <w:b w:val="0"/>
+          <w:color w:val="1C1714"/>
+          <w:sz w:val="23"/>
         </w:rPr>
-        <w:t>HARPER'S WEEKLY</w:t>
+        <w:t>Why did freedpeople value learning to read so intensely?</w:t>
       </w:r>
     </w:p>
     <w:p>
+      <w:pPr>
+        <w:spacing w:after="40"/>
+        <w:ind w:left="432"/>
+      </w:pPr>
       <w:r>
         <w:rPr>
-          <w:i/>
-          <w:color w:val="1C1714"/>
           <w:sz w:val="22"/>
         </w:rPr>
-        <w:t>Across the South, freedpeople of every age crowded into schools. Learning to read had been forbidden under slavery; now it became freedom's first project.</w:t>
+        <w:t>☐  A.  it was required by law</w:t>
       </w:r>
     </w:p>
     <w:p>
+      <w:pPr>
+        <w:spacing w:after="40"/>
+        <w:ind w:left="432"/>
+      </w:pPr>
       <w:r>
         <w:rPr>
-          <w:i/>
-          <w:color w:val="6A6256"/>
-          <w:sz w:val="17"/>
+          <w:sz w:val="22"/>
         </w:rPr>
-        <w:t>“Zion School for Colored Children, Charleston, South Carolina” — wood engraving, Harper's Weekly, 1866, public domain (Library of Congress).</w:t>
+        <w:t>☐  B.  reading had been forbidden under slavery, so learning was itself a claim to freedom</w:t>
+      </w:r>
+    </w:p>
+    <w:p>
+      <w:pPr>
+        <w:spacing w:after="40"/>
+        <w:ind w:left="432"/>
+      </w:pPr>
+      <w:r>
+        <w:rPr>
+          <w:sz w:val="22"/>
+        </w:rPr>
+        <w:t>☐  C.  it was easy</w:t>
+      </w:r>
+    </w:p>
+    <w:p>
+      <w:pPr>
+        <w:spacing w:after="40"/>
+        <w:ind w:left="432"/>
+      </w:pPr>
+      <w:r>
+        <w:rPr>
+          <w:sz w:val="22"/>
+        </w:rPr>
+        <w:t>☐  D.  it had no real importance</w:t>
       </w:r>
     </w:p>
     <w:p>
@@ -213,54 +416,77 @@
       <w:r>
         <w:rPr>
           <w:b/>
-          <w:color w:val="B1442F"/>
-          <w:sz w:val="28"/>
+          <w:color w:val="FFFFFF"/>
+          <w:sz w:val="20"/>
+          <w:shd w:val="clear" w:fill="B1442F"/>
         </w:rPr>
-        <w:t>Building Black Education</w:t>
+        <w:t xml:space="preserve">  QUESTION 3  </w:t>
+      </w:r>
+      <w:r>
+        <w:rPr>
+          <w:b/>
+          <w:color w:val="6A6256"/>
+          <w:sz w:val="18"/>
+        </w:rPr>
+        <w:t xml:space="preserve">   STEP 3 · CORROBORATION</w:t>
       </w:r>
     </w:p>
     <w:p>
       <w:r>
         <w:rPr>
-          <w:b/>
-          <w:color w:val="6A6256"/>
-          <w:sz w:val="17"/>
+          <w:b w:val="0"/>
+          <w:color w:val="1C1714"/>
+          <w:sz w:val="23"/>
         </w:rPr>
-        <w:t>SCHOOLS AND COLLEGES</w:t>
+        <w:t>Churches, schools, family reunions, legalized marriages, new businesses — all point to one conclusion about what freedpeople wanted. In your own words, what is it? How do these different sources corroborate (back up) each other?</w:t>
       </w:r>
     </w:p>
     <w:p>
       <w:pPr>
-        <w:spacing w:after="80"/>
+        <w:spacing w:after="120"/>
       </w:pPr>
       <w:r>
         <w:rPr>
-          <w:color w:val="1C1714"/>
-          <w:sz w:val="23"/>
+          <w:color w:val="9A9286"/>
+          <w:sz w:val="22"/>
         </w:rPr>
-        <w:t>Freedpeople, the Freedmen's Bureau, and Northern missionary groups built thousands of schools. Grandparents learned to read beside grandchildren. And from this effort rose the first Historically Black Colleges and Universities — Howard, Fisk, Hampton, and others — which would educate generations of Black leaders.</w:t>
+        <w:t>____________________________________________________________________________________________</w:t>
       </w:r>
     </w:p>
     <w:p>
       <w:pPr>
-        <w:spacing w:after="80"/>
+        <w:spacing w:after="120"/>
       </w:pPr>
       <w:r>
         <w:rPr>
-          <w:color w:val="1C1714"/>
-          <w:sz w:val="23"/>
+          <w:color w:val="9A9286"/>
+          <w:sz w:val="22"/>
         </w:rPr>
-        <w:t>Education was treasured because under slavery it had been a crime to teach an enslaved person to read. To learn was to claim a freedom long denied.</w:t>
+        <w:t>____________________________________________________________________________________________</w:t>
       </w:r>
     </w:p>
     <w:p>
+      <w:pPr>
+        <w:spacing w:after="120"/>
+      </w:pPr>
       <w:r>
         <w:rPr>
-          <w:i/>
-          <w:color w:val="6A6256"/>
-          <w:sz w:val="17"/>
+          <w:color w:val="9A9286"/>
+          <w:sz w:val="22"/>
         </w:rPr>
-        <w:t>The five military districts, 1867 — map, © ShadowDog Digital Studios (SDS Digital Collection).</w:t>
+        <w:t>____________________________________________________________________________________________</w:t>
+      </w:r>
+    </w:p>
+    <w:p>
+      <w:pPr>
+        <w:spacing w:after="120"/>
+      </w:pPr>
+      <w:r>
+        <w:rPr>
+          <w:color w:val="9A9286"/>
+          <w:sz w:val="22"/>
+        </w:rPr>
+        <w:t>____________________________________________________________________________________________</w:t>
       </w:r>
     </w:p>
     <w:p>
@@ -270,114 +496,91 @@
       <w:r>
         <w:rPr>
           <w:b/>
-          <w:color w:val="B1442F"/>
-          <w:sz w:val="28"/>
+          <w:color w:val="FFFFFF"/>
+          <w:sz w:val="20"/>
+          <w:shd w:val="clear" w:fill="B1442F"/>
         </w:rPr>
-        <w:t>Reuniting What Slavery Tore Apart</w:t>
+        <w:t xml:space="preserve">  QUESTION 4  </w:t>
+      </w:r>
+      <w:r>
+        <w:rPr>
+          <w:b/>
+          <w:color w:val="6A6256"/>
+          <w:sz w:val="18"/>
+        </w:rPr>
+        <w:t xml:space="preserve">   STEP 4 · WHY IT MATTERS</w:t>
       </w:r>
     </w:p>
     <w:p>
       <w:r>
         <w:rPr>
-          <w:b/>
-          <w:color w:val="6A6256"/>
-          <w:sz w:val="17"/>
+          <w:b w:val="0"/>
+          <w:color w:val="1C1714"/>
+          <w:sz w:val="23"/>
         </w:rPr>
-        <w:t>FAMILY AND COMMUNITY</w:t>
+        <w:t>Freedpeople were denied land and, soon, political power. In three or four sentences, explain why the institutions they built anyway were so important — and how some of them still shape American life today.</w:t>
       </w:r>
     </w:p>
     <w:p>
       <w:pPr>
-        <w:spacing w:after="80"/>
+        <w:spacing w:after="120"/>
       </w:pPr>
       <w:r>
         <w:rPr>
-          <w:color w:val="1C1714"/>
-          <w:sz w:val="23"/>
+          <w:color w:val="9A9286"/>
+          <w:sz w:val="22"/>
         </w:rPr>
-        <w:t>Freedpeople also used their freedom to rebuild families slavery had shattered — walking hundreds of miles and placing newspaper ads to find spouses, children, and parents who had been sold away. They legalized marriages that slavery had never recognized.</w:t>
+        <w:t>____________________________________________________________________________________________</w:t>
       </w:r>
     </w:p>
     <w:p>
       <w:pPr>
-        <w:spacing w:after="80"/>
+        <w:spacing w:after="120"/>
       </w:pPr>
       <w:r>
         <w:rPr>
-          <w:color w:val="1C1714"/>
-          <w:sz w:val="23"/>
+          <w:color w:val="9A9286"/>
+          <w:sz w:val="22"/>
         </w:rPr>
-        <w:t>They formed mutual-aid societies, benevolent associations, and businesses. Denied forty acres, they built a social world of their own.</w:t>
-      </w:r>
-    </w:p>
-    <w:p>
-      <w:r>
-        <w:rPr>
-          <w:b/>
-          <w:color w:val="6A6256"/>
-          <w:sz w:val="17"/>
-        </w:rPr>
-        <w:t>A FREEDMAN, ON LEARNING TO READ</w:t>
+        <w:t>____________________________________________________________________________________________</w:t>
       </w:r>
     </w:p>
     <w:p>
       <w:pPr>
-        <w:spacing w:after="80"/>
+        <w:spacing w:after="120"/>
       </w:pPr>
       <w:r>
         <w:rPr>
-          <w:color w:val="1C1714"/>
-          <w:sz w:val="23"/>
+          <w:color w:val="9A9286"/>
+          <w:sz w:val="22"/>
         </w:rPr>
-        <w:t>I felt like I was free when I could read my own name.</w:t>
+        <w:t>____________________________________________________________________________________________</w:t>
       </w:r>
     </w:p>
     <w:p>
       <w:pPr>
-        <w:spacing w:after="80"/>
+        <w:spacing w:after="120"/>
       </w:pPr>
       <w:r>
         <w:rPr>
-          <w:color w:val="1C1714"/>
-          <w:sz w:val="23"/>
+          <w:color w:val="9A9286"/>
+          <w:sz w:val="22"/>
         </w:rPr>
-        <w:t>— FORMERLY ENSLAVED MAN, RECORDED IN A RECONSTRUCTION-ERA ACCOUNT</w:t>
+        <w:t>____________________________________________________________________________________________</w:t>
       </w:r>
     </w:p>
     <w:p>
       <w:pPr>
-        <w:spacing w:before="200"/>
+        <w:spacing w:after="120"/>
       </w:pPr>
       <w:r>
         <w:rPr>
-          <w:b/>
-          <w:color w:val="B1442F"/>
-          <w:sz w:val="28"/>
+          <w:color w:val="9A9286"/>
+          <w:sz w:val="22"/>
         </w:rPr>
-        <w:t>Read the Evidence Together</w:t>
+        <w:t>____________________________________________________________________________________________</w:t>
       </w:r>
     </w:p>
-    <w:p>
-      <w:r>
-        <w:rPr>
-          <w:b/>
-          <w:color w:val="6A6256"/>
-          <w:sz w:val="17"/>
-        </w:rPr>
-        <w:t>YOUR TURN</w:t>
-      </w:r>
-    </w:p>
-    <w:p>
-      <w:r>
-        <w:rPr>
-          <w:i/>
-          <w:color w:val="1C1714"/>
-          <w:sz w:val="22"/>
-        </w:rPr>
-        <w:t>You'll look at several kinds of evidence about what freedpeople built, and practice corroboration — seeing how different sources point to the same conclusion.</w:t>
-      </w:r>
-    </w:p>
-    <w:p/>
     <w:p>
       <w:pPr>
         <w:jc w:val="center"/>
@@ -390,9 +593,160 @@
         <w:t>Promise &amp; Practice · ShadowDog Digital Studios · Unit 2</w:t>
       </w:r>
     </w:p>
+    <w:p>
+      <w:r>
+        <w:br w:type="page"/>
+      </w:r>
+    </w:p>
+    <w:tbl>
+      <w:tblPr>
+        <w:tblW w:type="auto" w:w="0"/>
+        <w:tblLayout w:type="autofit"/>
+        <w:tblLook w:firstColumn="1" w:firstRow="1" w:lastColumn="0" w:lastRow="0" w:noHBand="0" w:noVBand="1" w:val="04A0"/>
+      </w:tblPr>
+      <w:tblGrid>
+        <w:gridCol w:w="10224"/>
+      </w:tblGrid>
+      <w:tr>
+        <w:tc>
+          <w:tcPr>
+            <w:tcW w:type="dxa" w:w="10224"/>
+            <w:shd w:val="clear" w:fill="2c2219"/>
+          </w:tcPr>
+          <w:p>
+            <w:r>
+              <w:rPr>
+                <w:b/>
+                <w:color w:val="F0A184"/>
+                <w:sz w:val="28"/>
+              </w:rPr>
+              <w:t>TEACHER ANSWER KEY  —  Freedom's Institutions — A House Divided</w:t>
+            </w:r>
+          </w:p>
+        </w:tc>
+      </w:tr>
+    </w:tbl>
+    <w:p/>
+    <w:p>
+      <w:r>
+        <w:rPr>
+          <w:b/>
+          <w:color w:val="B1442F"/>
+          <w:sz w:val="22"/>
+        </w:rPr>
+        <w:t xml:space="preserve">QUESTION 1:  </w:t>
+      </w:r>
+      <w:r>
+        <w:rPr>
+          <w:sz w:val="22"/>
+        </w:rPr>
+        <w:t>Open response.</w:t>
+      </w:r>
+    </w:p>
+    <w:p>
+      <w:pPr>
+        <w:ind w:left="432"/>
+      </w:pPr>
+      <w:r>
+        <w:rPr>
+          <w:i/>
+          <w:color w:val="6A6256"/>
+          <w:sz w:val="21"/>
+        </w:rPr>
+        <w:t>Look for a response along the lines of: “Besides worship, the churches were… and…”</w:t>
+      </w:r>
+    </w:p>
+    <w:p>
+      <w:r>
+        <w:rPr>
+          <w:b/>
+          <w:color w:val="B1442F"/>
+          <w:sz w:val="22"/>
+        </w:rPr>
+        <w:t xml:space="preserve">QUESTION 2:  </w:t>
+      </w:r>
+      <w:r>
+        <w:rPr>
+          <w:b/>
+          <w:sz w:val="22"/>
+        </w:rPr>
+        <w:t>Correct — B. reading had been forbidden under slavery, so learning was itself a claim to freedom</w:t>
+      </w:r>
+    </w:p>
+    <w:p>
+      <w:pPr>
+        <w:ind w:left="432"/>
+      </w:pPr>
+      <w:r>
+        <w:rPr>
+          <w:i/>
+          <w:color w:val="6A6256"/>
+          <w:sz w:val="21"/>
+        </w:rPr>
+        <w:t>Right. Under slavery it had been illegal to teach the enslaved to read. Learning was both a practical tool and a powerful claim to a freedom long forbidden.</w:t>
+      </w:r>
+    </w:p>
+    <w:p>
+      <w:r>
+        <w:rPr>
+          <w:b/>
+          <w:color w:val="B1442F"/>
+          <w:sz w:val="22"/>
+        </w:rPr>
+        <w:t xml:space="preserve">QUESTION 3:  </w:t>
+      </w:r>
+      <w:r>
+        <w:rPr>
+          <w:sz w:val="22"/>
+        </w:rPr>
+        <w:t>Open response.</w:t>
+      </w:r>
+    </w:p>
+    <w:p>
+      <w:pPr>
+        <w:ind w:left="432"/>
+      </w:pPr>
+      <w:r>
+        <w:rPr>
+          <w:i/>
+          <w:color w:val="6A6256"/>
+          <w:sz w:val="21"/>
+        </w:rPr>
+        <w:t>Look for a response along the lines of: “Together these sources show that freedpeople wanted…”</w:t>
+      </w:r>
+    </w:p>
+    <w:p>
+      <w:r>
+        <w:rPr>
+          <w:b/>
+          <w:color w:val="B1442F"/>
+          <w:sz w:val="22"/>
+        </w:rPr>
+        <w:t xml:space="preserve">QUESTION 4:  </w:t>
+      </w:r>
+      <w:r>
+        <w:rPr>
+          <w:sz w:val="22"/>
+        </w:rPr>
+        <w:t>Open response.</w:t>
+      </w:r>
+    </w:p>
+    <w:p>
+      <w:pPr>
+        <w:ind w:left="432"/>
+      </w:pPr>
+      <w:r>
+        <w:rPr>
+          <w:i/>
+          <w:color w:val="6A6256"/>
+          <w:sz w:val="21"/>
+        </w:rPr>
+        <w:t>Look for a response along the lines of: “Even without land or power, these institutions mattered because…”</w:t>
+      </w:r>
+    </w:p>
     <w:sectPr>
       <w:pgSz w:w="12240" w:h="15840"/>
-      <w:pgMar w:top="1152" w:right="1152" w:bottom="1152" w:left="1152" w:header="720" w:footer="720" w:gutter="0"/>
+      <w:pgMar w:top="1008" w:right="1008" w:bottom="1008" w:left="1008" w:header="720" w:footer="720" w:gutter="0"/>
       <w:cols w:space="720"/>
       <w:docGrid w:linePitch="360"/>
     </w:sectPr>
